--- a/docs/legal/review-2026-06-16/rj-ronald-j-antonelli/word/03-founder-stockholder-consent-approving-rj-package.docx
+++ b/docs/legal/review-2026-06-16/rj-ronald-j-antonelli/word/03-founder-stockholder-consent-approving-rj-package.docx
@@ -22,12 +22,12 @@
         <w:jc w:val="center"/>
       </w:pPr>
       <w:r>
-        <w:t>LoLo Care Inc</w:t>
+        <w:t>Lolo Care, Inc.</w:t>
       </w:r>
     </w:p>
     <w:p>
       <w:r>
-        <w:t>The undersigned, being all of the current stockholders of LoLo Care Inc, a Delaware corporation (the "Company"), hereby adopt the following resolutions by written consent as of [DATE], pursuant to the Delaware General Corporation Law, the Company's certificate of incorporation, bylaws, and applicable governance agreements.</w:t>
+        <w:t>The undersigned, being all of the current stockholders of Lolo Care, Inc., a Delaware corporation (the "Company"), hereby adopt the following resolutions by written consent as of [DATE], pursuant to the Delaware General Corporation Law, the Company's certificate of incorporation, bylaws, and applicable governance agreements.</w:t>
       </w:r>
     </w:p>
     <w:p>
@@ -77,7 +77,7 @@
           </w:tcPr>
           <w:p>
             <w:r>
-              <w:t>Charles Petrini Poli</w:t>
+              <w:t>Charles Petrini-Poli</w:t>
             </w:r>
           </w:p>
         </w:tc>
@@ -186,7 +186,7 @@
     </w:p>
     <w:p>
       <w:r>
-        <w:t>Charles Petrini Poli</w:t>
+        <w:t>Charles Petrini-Poli</w:t>
       </w:r>
     </w:p>
     <w:p>
